--- a/downloads/teacher/05 Materials/Unit 02/Slides/Slides 02.07 - Needs vs Wants Showdown.docx
+++ b/downloads/teacher/05 Materials/Unit 02/Slides/Slides 02.07 - Needs vs Wants Showdown.docx
@@ -17,7 +17,7 @@
         <w:pStyle w:val="FirstParagraph"/>
       </w:pPr>
       <w:r>
-        <w:t xml:space="preserve">Lesson 2.7, one day, 12 slides. All prices marked [update].</w:t>
+        <w:t xml:space="preserve">Lesson 2.7, one day, 12 slides. All prices to be refreshed before teaching.</w:t>
       </w:r>
     </w:p>
     <w:p>
@@ -573,7 +573,7 @@
         <w:pStyle w:val="Compact"/>
       </w:pPr>
       <w:r>
-        <w:t xml:space="preserve">Monthly bus pass, $60 [update], BUY, N.</w:t>
+        <w:t xml:space="preserve">Monthly bus pass, $60, BUY, N.</w:t>
       </w:r>
     </w:p>
     <w:p>
